--- a/NorthernWellSites.docx
+++ b/NorthernWellSites.docx
@@ -99,18 +99,36 @@
         </w:r>
       </w:hyperlink>
       <w:r>
-        <w:t xml:space="preserve">, and a map of the well sites available partitioned by which dataset(s) they were sourced from is shown in</w:t>
-      </w:r>
-      <w:r>
         <w:t xml:space="preserve"> </w:t>
       </w:r>
       <w:r>
-        <w:rPr>
-          <w:b/>
-          <w:bCs/>
-        </w:rPr>
-        <w:t xml:space="preserve">?@tbl-Figure1</w:t>
-      </w:r>
+        <w:t xml:space="preserve">and</w:t>
+      </w:r>
+      <w:r>
+        <w:t xml:space="preserve"> </w:t>
+      </w:r>
+      <w:hyperlink w:anchor="tbl-Table2">
+        <w:r>
+          <w:rPr>
+            <w:rStyle w:val="Hyperlink"/>
+          </w:rPr>
+          <w:t xml:space="preserve">Table 2</w:t>
+        </w:r>
+      </w:hyperlink>
+      <w:r>
+        <w:t xml:space="preserve">, and a map of the well sites is shown in</w:t>
+      </w:r>
+      <w:r>
+        <w:t xml:space="preserve"> </w:t>
+      </w:r>
+      <w:hyperlink w:anchor="fig-map1">
+        <w:r>
+          <w:rPr>
+            <w:rStyle w:val="Hyperlink"/>
+          </w:rPr>
+          <w:t xml:space="preserve">Figure 1</w:t>
+        </w:r>
+      </w:hyperlink>
       <w:r>
         <w:t xml:space="preserve">. The OROGO database contributed the largest number of records to the database, followed by the GSC open files and the Arktis report (which had substantial overlap), followed by the Basin database, and then the GeoYukon database. Additionally, the LTLC report provided supplemental information for a number of off-shore wells in the Beaufort Sea, however this report did not contain coordinates so the unique wells (n=2) in this dataset could not be geolocated.</w:t>
       </w:r>
@@ -1915,677 +1933,6 @@
         </w:tc>
       </w:tr>
     </w:tbl>
-    <w:p>
-      <w:pPr>
-        <w:pStyle w:val="SourceCode"/>
-      </w:pPr>
-      <w:r>
-        <w:rPr>
-          <w:rStyle w:val="ImportTok"/>
-        </w:rPr>
-        <w:t xml:space="preserve">import</w:t>
-      </w:r>
-      <w:r>
-        <w:rPr>
-          <w:rStyle w:val="NormalTok"/>
-        </w:rPr>
-        <w:t xml:space="preserve"> geopandas </w:t>
-      </w:r>
-      <w:r>
-        <w:rPr>
-          <w:rStyle w:val="ImportTok"/>
-        </w:rPr>
-        <w:t xml:space="preserve">as</w:t>
-      </w:r>
-      <w:r>
-        <w:rPr>
-          <w:rStyle w:val="NormalTok"/>
-        </w:rPr>
-        <w:t xml:space="preserve"> gpd</w:t>
-      </w:r>
-      <w:r>
-        <w:br/>
-      </w:r>
-      <w:r>
-        <w:rPr>
-          <w:rStyle w:val="ImportTok"/>
-        </w:rPr>
-        <w:t xml:space="preserve">import</w:t>
-      </w:r>
-      <w:r>
-        <w:rPr>
-          <w:rStyle w:val="NormalTok"/>
-        </w:rPr>
-        <w:t xml:space="preserve"> matplotlib.pyplot </w:t>
-      </w:r>
-      <w:r>
-        <w:rPr>
-          <w:rStyle w:val="ImportTok"/>
-        </w:rPr>
-        <w:t xml:space="preserve">as</w:t>
-      </w:r>
-      <w:r>
-        <w:rPr>
-          <w:rStyle w:val="NormalTok"/>
-        </w:rPr>
-        <w:t xml:space="preserve"> plt</w:t>
-      </w:r>
-      <w:r>
-        <w:br/>
-      </w:r>
-      <w:r>
-        <w:rPr>
-          <w:rStyle w:val="ImportTok"/>
-        </w:rPr>
-        <w:t xml:space="preserve">import</w:t>
-      </w:r>
-      <w:r>
-        <w:rPr>
-          <w:rStyle w:val="NormalTok"/>
-        </w:rPr>
-        <w:t xml:space="preserve"> geodatasets</w:t>
-      </w:r>
-      <w:r>
-        <w:br/>
-      </w:r>
-      <w:r>
-        <w:rPr>
-          <w:rStyle w:val="ImportTok"/>
-        </w:rPr>
-        <w:t xml:space="preserve">import</w:t>
-      </w:r>
-      <w:r>
-        <w:rPr>
-          <w:rStyle w:val="NormalTok"/>
-        </w:rPr>
-        <w:t xml:space="preserve"> contextily </w:t>
-      </w:r>
-      <w:r>
-        <w:rPr>
-          <w:rStyle w:val="ImportTok"/>
-        </w:rPr>
-        <w:t xml:space="preserve">as</w:t>
-      </w:r>
-      <w:r>
-        <w:rPr>
-          <w:rStyle w:val="NormalTok"/>
-        </w:rPr>
-        <w:t xml:space="preserve"> cx</w:t>
-      </w:r>
-      <w:r>
-        <w:br/>
-      </w:r>
-      <w:r>
-        <w:br/>
-      </w:r>
-      <w:r>
-        <w:rPr>
-          <w:rStyle w:val="NormalTok"/>
-        </w:rPr>
-        <w:t xml:space="preserve">WellSites </w:t>
-      </w:r>
-      <w:r>
-        <w:rPr>
-          <w:rStyle w:val="OperatorTok"/>
-        </w:rPr>
-        <w:t xml:space="preserve">=</w:t>
-      </w:r>
-      <w:r>
-        <w:rPr>
-          <w:rStyle w:val="NormalTok"/>
-        </w:rPr>
-        <w:t xml:space="preserve"> gpd.read_file(</w:t>
-      </w:r>
-      <w:r>
-        <w:rPr>
-          <w:rStyle w:val="StringTok"/>
-        </w:rPr>
-        <w:t xml:space="preserve">'source_data/wells/NorthernWellSites.geojson'</w:t>
-      </w:r>
-      <w:r>
-        <w:rPr>
-          <w:rStyle w:val="NormalTok"/>
-        </w:rPr>
-        <w:t xml:space="preserve">).to_crs(</w:t>
-      </w:r>
-      <w:r>
-        <w:rPr>
-          <w:rStyle w:val="StringTok"/>
-        </w:rPr>
-        <w:t xml:space="preserve">'EPSG:3978'</w:t>
-      </w:r>
-      <w:r>
-        <w:rPr>
-          <w:rStyle w:val="NormalTok"/>
-        </w:rPr>
-        <w:t xml:space="preserve">)</w:t>
-      </w:r>
-      <w:r>
-        <w:br/>
-      </w:r>
-      <w:r>
-        <w:br/>
-      </w:r>
-      <w:r>
-        <w:rPr>
-          <w:rStyle w:val="CommentTok"/>
-        </w:rPr>
-        <w:t xml:space="preserve"># ISR_poly = gpd.read_file('data/Region_inuite_Inuit_Region.shp')</w:t>
-      </w:r>
-      <w:r>
-        <w:br/>
-      </w:r>
-      <w:r>
-        <w:rPr>
-          <w:rStyle w:val="CommentTok"/>
-        </w:rPr>
-        <w:t xml:space="preserve"># ISR_poly = ISR_poly.loc[ISR_poly['REGION']=='Inuvialuit'].to_crs('EPSG:3978')</w:t>
-      </w:r>
-      <w:r>
-        <w:br/>
-      </w:r>
-      <w:r>
-        <w:rPr>
-          <w:rStyle w:val="NormalTok"/>
-        </w:rPr>
-        <w:t xml:space="preserve">fig,ax</w:t>
-      </w:r>
-      <w:r>
-        <w:rPr>
-          <w:rStyle w:val="OperatorTok"/>
-        </w:rPr>
-        <w:t xml:space="preserve">=</w:t>
-      </w:r>
-      <w:r>
-        <w:rPr>
-          <w:rStyle w:val="NormalTok"/>
-        </w:rPr>
-        <w:t xml:space="preserve">plt.subplots(figsize</w:t>
-      </w:r>
-      <w:r>
-        <w:rPr>
-          <w:rStyle w:val="OperatorTok"/>
-        </w:rPr>
-        <w:t xml:space="preserve">=</w:t>
-      </w:r>
-      <w:r>
-        <w:rPr>
-          <w:rStyle w:val="NormalTok"/>
-        </w:rPr>
-        <w:t xml:space="preserve">(</w:t>
-      </w:r>
-      <w:r>
-        <w:rPr>
-          <w:rStyle w:val="DecValTok"/>
-        </w:rPr>
-        <w:t xml:space="preserve">10</w:t>
-      </w:r>
-      <w:r>
-        <w:rPr>
-          <w:rStyle w:val="NormalTok"/>
-        </w:rPr>
-        <w:t xml:space="preserve">,</w:t>
-      </w:r>
-      <w:r>
-        <w:rPr>
-          <w:rStyle w:val="DecValTok"/>
-        </w:rPr>
-        <w:t xml:space="preserve">10</w:t>
-      </w:r>
-      <w:r>
-        <w:rPr>
-          <w:rStyle w:val="NormalTok"/>
-        </w:rPr>
-        <w:t xml:space="preserve">))</w:t>
-      </w:r>
-      <w:r>
-        <w:br/>
-      </w:r>
-      <w:r>
-        <w:br/>
-      </w:r>
-      <w:r>
-        <w:rPr>
-          <w:rStyle w:val="ControlFlowTok"/>
-        </w:rPr>
-        <w:t xml:space="preserve">for</w:t>
-      </w:r>
-      <w:r>
-        <w:rPr>
-          <w:rStyle w:val="NormalTok"/>
-        </w:rPr>
-        <w:t xml:space="preserve"> source </w:t>
-      </w:r>
-      <w:r>
-        <w:rPr>
-          <w:rStyle w:val="KeywordTok"/>
-        </w:rPr>
-        <w:t xml:space="preserve">in</w:t>
-      </w:r>
-      <w:r>
-        <w:rPr>
-          <w:rStyle w:val="NormalTok"/>
-        </w:rPr>
-        <w:t xml:space="preserve"> WellSites[</w:t>
-      </w:r>
-      <w:r>
-        <w:rPr>
-          <w:rStyle w:val="StringTok"/>
-        </w:rPr>
-        <w:t xml:space="preserve">'Data_Source'</w:t>
-      </w:r>
-      <w:r>
-        <w:rPr>
-          <w:rStyle w:val="NormalTok"/>
-        </w:rPr>
-        <w:t xml:space="preserve">].unique():</w:t>
-      </w:r>
-      <w:r>
-        <w:br/>
-      </w:r>
-      <w:r>
-        <w:rPr>
-          <w:rStyle w:val="NormalTok"/>
-        </w:rPr>
-        <w:t xml:space="preserve">    Wp </w:t>
-      </w:r>
-      <w:r>
-        <w:rPr>
-          <w:rStyle w:val="OperatorTok"/>
-        </w:rPr>
-        <w:t xml:space="preserve">=</w:t>
-      </w:r>
-      <w:r>
-        <w:rPr>
-          <w:rStyle w:val="NormalTok"/>
-        </w:rPr>
-        <w:t xml:space="preserve"> WellSites.loc[WellSites[</w:t>
-      </w:r>
-      <w:r>
-        <w:rPr>
-          <w:rStyle w:val="StringTok"/>
-        </w:rPr>
-        <w:t xml:space="preserve">'Data_Source'</w:t>
-      </w:r>
-      <w:r>
-        <w:rPr>
-          <w:rStyle w:val="NormalTok"/>
-        </w:rPr>
-        <w:t xml:space="preserve">] </w:t>
-      </w:r>
-      <w:r>
-        <w:rPr>
-          <w:rStyle w:val="OperatorTok"/>
-        </w:rPr>
-        <w:t xml:space="preserve">==</w:t>
-      </w:r>
-      <w:r>
-        <w:rPr>
-          <w:rStyle w:val="NormalTok"/>
-        </w:rPr>
-        <w:t xml:space="preserve"> source].copy()</w:t>
-      </w:r>
-      <w:r>
-        <w:br/>
-      </w:r>
-      <w:r>
-        <w:rPr>
-          <w:rStyle w:val="NormalTok"/>
-        </w:rPr>
-        <w:t xml:space="preserve">    cax </w:t>
-      </w:r>
-      <w:r>
-        <w:rPr>
-          <w:rStyle w:val="OperatorTok"/>
-        </w:rPr>
-        <w:t xml:space="preserve">=</w:t>
-      </w:r>
-      <w:r>
-        <w:rPr>
-          <w:rStyle w:val="NormalTok"/>
-        </w:rPr>
-        <w:t xml:space="preserve"> ax.scatter(Wp.geometry.x,Wp.geometry.y,edgecolor</w:t>
-      </w:r>
-      <w:r>
-        <w:rPr>
-          <w:rStyle w:val="OperatorTok"/>
-        </w:rPr>
-        <w:t xml:space="preserve">=</w:t>
-      </w:r>
-      <w:r>
-        <w:rPr>
-          <w:rStyle w:val="StringTok"/>
-        </w:rPr>
-        <w:t xml:space="preserve">'black'</w:t>
-      </w:r>
-      <w:r>
-        <w:rPr>
-          <w:rStyle w:val="NormalTok"/>
-        </w:rPr>
-        <w:t xml:space="preserve">,s</w:t>
-      </w:r>
-      <w:r>
-        <w:rPr>
-          <w:rStyle w:val="OperatorTok"/>
-        </w:rPr>
-        <w:t xml:space="preserve">=</w:t>
-      </w:r>
-      <w:r>
-        <w:rPr>
-          <w:rStyle w:val="DecValTok"/>
-        </w:rPr>
-        <w:t xml:space="preserve">50</w:t>
-      </w:r>
-      <w:r>
-        <w:rPr>
-          <w:rStyle w:val="NormalTok"/>
-        </w:rPr>
-        <w:t xml:space="preserve">,alpha</w:t>
-      </w:r>
-      <w:r>
-        <w:rPr>
-          <w:rStyle w:val="OperatorTok"/>
-        </w:rPr>
-        <w:t xml:space="preserve">=</w:t>
-      </w:r>
-      <w:r>
-        <w:rPr>
-          <w:rStyle w:val="FloatTok"/>
-        </w:rPr>
-        <w:t xml:space="preserve">0.5</w:t>
-      </w:r>
-      <w:r>
-        <w:rPr>
-          <w:rStyle w:val="NormalTok"/>
-        </w:rPr>
-        <w:t xml:space="preserve">,label</w:t>
-      </w:r>
-      <w:r>
-        <w:rPr>
-          <w:rStyle w:val="OperatorTok"/>
-        </w:rPr>
-        <w:t xml:space="preserve">=</w:t>
-      </w:r>
-      <w:r>
-        <w:rPr>
-          <w:rStyle w:val="NormalTok"/>
-        </w:rPr>
-        <w:t xml:space="preserve">source)</w:t>
-      </w:r>
-      <w:r>
-        <w:br/>
-      </w:r>
-      <w:r>
-        <w:rPr>
-          <w:rStyle w:val="NormalTok"/>
-        </w:rPr>
-        <w:t xml:space="preserve">offset </w:t>
-      </w:r>
-      <w:r>
-        <w:rPr>
-          <w:rStyle w:val="OperatorTok"/>
-        </w:rPr>
-        <w:t xml:space="preserve">=</w:t>
-      </w:r>
-      <w:r>
-        <w:rPr>
-          <w:rStyle w:val="NormalTok"/>
-        </w:rPr>
-        <w:t xml:space="preserve"> </w:t>
-      </w:r>
-      <w:r>
-        <w:rPr>
-          <w:rStyle w:val="FloatTok"/>
-        </w:rPr>
-        <w:t xml:space="preserve">1e5</w:t>
-      </w:r>
-      <w:r>
-        <w:br/>
-      </w:r>
-      <w:r>
-        <w:rPr>
-          <w:rStyle w:val="NormalTok"/>
-        </w:rPr>
-        <w:t xml:space="preserve">xmin,xmax,ymin,ymax</w:t>
-      </w:r>
-      <w:r>
-        <w:rPr>
-          <w:rStyle w:val="OperatorTok"/>
-        </w:rPr>
-        <w:t xml:space="preserve">=</w:t>
-      </w:r>
-      <w:r>
-        <w:rPr>
-          <w:rStyle w:val="NormalTok"/>
-        </w:rPr>
-        <w:t xml:space="preserve">WellSites.geometry.x.</w:t>
-      </w:r>
-      <w:r>
-        <w:rPr>
-          <w:rStyle w:val="BuiltInTok"/>
-        </w:rPr>
-        <w:t xml:space="preserve">min</w:t>
-      </w:r>
-      <w:r>
-        <w:rPr>
-          <w:rStyle w:val="NormalTok"/>
-        </w:rPr>
-        <w:t xml:space="preserve">()</w:t>
-      </w:r>
-      <w:r>
-        <w:rPr>
-          <w:rStyle w:val="OperatorTok"/>
-        </w:rPr>
-        <w:t xml:space="preserve">-</w:t>
-      </w:r>
-      <w:r>
-        <w:rPr>
-          <w:rStyle w:val="NormalTok"/>
-        </w:rPr>
-        <w:t xml:space="preserve">offset,WellSites.geometry.x.</w:t>
-      </w:r>
-      <w:r>
-        <w:rPr>
-          <w:rStyle w:val="BuiltInTok"/>
-        </w:rPr>
-        <w:t xml:space="preserve">max</w:t>
-      </w:r>
-      <w:r>
-        <w:rPr>
-          <w:rStyle w:val="NormalTok"/>
-        </w:rPr>
-        <w:t xml:space="preserve">()</w:t>
-      </w:r>
-      <w:r>
-        <w:rPr>
-          <w:rStyle w:val="OperatorTok"/>
-        </w:rPr>
-        <w:t xml:space="preserve">+</w:t>
-      </w:r>
-      <w:r>
-        <w:rPr>
-          <w:rStyle w:val="NormalTok"/>
-        </w:rPr>
-        <w:t xml:space="preserve">offset,WellSites.geometry.y.</w:t>
-      </w:r>
-      <w:r>
-        <w:rPr>
-          <w:rStyle w:val="BuiltInTok"/>
-        </w:rPr>
-        <w:t xml:space="preserve">min</w:t>
-      </w:r>
-      <w:r>
-        <w:rPr>
-          <w:rStyle w:val="NormalTok"/>
-        </w:rPr>
-        <w:t xml:space="preserve">()</w:t>
-      </w:r>
-      <w:r>
-        <w:rPr>
-          <w:rStyle w:val="OperatorTok"/>
-        </w:rPr>
-        <w:t xml:space="preserve">-</w:t>
-      </w:r>
-      <w:r>
-        <w:rPr>
-          <w:rStyle w:val="NormalTok"/>
-        </w:rPr>
-        <w:t xml:space="preserve">offset,WellSites.geometry.y.</w:t>
-      </w:r>
-      <w:r>
-        <w:rPr>
-          <w:rStyle w:val="BuiltInTok"/>
-        </w:rPr>
-        <w:t xml:space="preserve">max</w:t>
-      </w:r>
-      <w:r>
-        <w:rPr>
-          <w:rStyle w:val="NormalTok"/>
-        </w:rPr>
-        <w:t xml:space="preserve">()</w:t>
-      </w:r>
-      <w:r>
-        <w:rPr>
-          <w:rStyle w:val="OperatorTok"/>
-        </w:rPr>
-        <w:t xml:space="preserve">+</w:t>
-      </w:r>
-      <w:r>
-        <w:rPr>
-          <w:rStyle w:val="NormalTok"/>
-        </w:rPr>
-        <w:t xml:space="preserve">offset</w:t>
-      </w:r>
-      <w:r>
-        <w:br/>
-      </w:r>
-      <w:r>
-        <w:br/>
-      </w:r>
-      <w:r>
-        <w:rPr>
-          <w:rStyle w:val="CommentTok"/>
-        </w:rPr>
-        <w:t xml:space="preserve"># ISR_poly.plot(ax=ax,color='None',edgecolor='k')</w:t>
-      </w:r>
-      <w:r>
-        <w:br/>
-      </w:r>
-      <w:r>
-        <w:br/>
-      </w:r>
-      <w:r>
-        <w:rPr>
-          <w:rStyle w:val="NormalTok"/>
-        </w:rPr>
-        <w:t xml:space="preserve">ax.set_xlim(xmin,xmax)</w:t>
-      </w:r>
-      <w:r>
-        <w:br/>
-      </w:r>
-      <w:r>
-        <w:rPr>
-          <w:rStyle w:val="NormalTok"/>
-        </w:rPr>
-        <w:t xml:space="preserve">ax.set_ylim(ymin,ymax)</w:t>
-      </w:r>
-      <w:r>
-        <w:br/>
-      </w:r>
-      <w:r>
-        <w:rPr>
-          <w:rStyle w:val="NormalTok"/>
-        </w:rPr>
-        <w:t xml:space="preserve">cx.add_basemap(ax,crs </w:t>
-      </w:r>
-      <w:r>
-        <w:rPr>
-          <w:rStyle w:val="OperatorTok"/>
-        </w:rPr>
-        <w:t xml:space="preserve">=</w:t>
-      </w:r>
-      <w:r>
-        <w:rPr>
-          <w:rStyle w:val="NormalTok"/>
-        </w:rPr>
-        <w:t xml:space="preserve"> WellSites.crs , source</w:t>
-      </w:r>
-      <w:r>
-        <w:rPr>
-          <w:rStyle w:val="OperatorTok"/>
-        </w:rPr>
-        <w:t xml:space="preserve">=</w:t>
-      </w:r>
-      <w:r>
-        <w:rPr>
-          <w:rStyle w:val="NormalTok"/>
-        </w:rPr>
-        <w:t xml:space="preserve">cx.providers.Esri.WorldImagery)</w:t>
-      </w:r>
-      <w:r>
-        <w:br/>
-      </w:r>
-      <w:r>
-        <w:rPr>
-          <w:rStyle w:val="NormalTok"/>
-        </w:rPr>
-        <w:t xml:space="preserve">ax.set_title(</w:t>
-      </w:r>
-      <w:r>
-        <w:rPr>
-          <w:rStyle w:val="StringTok"/>
-        </w:rPr>
-        <w:t xml:space="preserve">"Well Sites in the Northern Canada"</w:t>
-      </w:r>
-      <w:r>
-        <w:rPr>
-          <w:rStyle w:val="NormalTok"/>
-        </w:rPr>
-        <w:t xml:space="preserve">)</w:t>
-      </w:r>
-      <w:r>
-        <w:br/>
-      </w:r>
-      <w:r>
-        <w:rPr>
-          <w:rStyle w:val="NormalTok"/>
-        </w:rPr>
-        <w:t xml:space="preserve">ax.axis(</w:t>
-      </w:r>
-      <w:r>
-        <w:rPr>
-          <w:rStyle w:val="StringTok"/>
-        </w:rPr>
-        <w:t xml:space="preserve">'off'</w:t>
-      </w:r>
-      <w:r>
-        <w:rPr>
-          <w:rStyle w:val="NormalTok"/>
-        </w:rPr>
-        <w:t xml:space="preserve">)</w:t>
-      </w:r>
-      <w:r>
-        <w:br/>
-      </w:r>
-      <w:r>
-        <w:rPr>
-          <w:rStyle w:val="NormalTok"/>
-        </w:rPr>
-        <w:t xml:space="preserve">ax.legend(</w:t>
-      </w:r>
-      <w:r>
-        <w:rPr>
-          <w:rStyle w:val="StringTok"/>
-        </w:rPr>
-        <w:t xml:space="preserve">'Wells by data source(s)'</w:t>
-      </w:r>
-      <w:r>
-        <w:rPr>
-          <w:rStyle w:val="NormalTok"/>
-        </w:rPr>
-        <w:t xml:space="preserve">)</w:t>
-      </w:r>
-    </w:p>
     <w:tbl>
       <w:tblPr>
         <w:tblStyle w:val="Table"/>
